--- a/docs/Fiches_Version/Fiche_Version.docx
+++ b/docs/Fiches_Version/Fiche_Version.docx
@@ -98,6 +98,7 @@
           <w14:ligatures w14:val="none"/>
         </w:rPr>
       </w:pPr>
+      <w:proofErr w:type="gramStart"/>
       <w:r>
         <w:rPr>
           <w:rFonts w:ascii="Arial" w:eastAsia="Times New Roman" w:hAnsi="Arial" w:cs="Times New Roman"/>
@@ -111,232 +112,10 @@
           <w:lang w:eastAsia="fr-FR"/>
           <w14:ligatures w14:val="none"/>
         </w:rPr>
-        <w:t>src :</w:t>
-      </w:r>
-    </w:p>
-    <w:p>
-      <w:pPr>
-        <w:spacing w:line="240" w:lineRule="auto"/>
-        <w:rPr>
-          <w:rFonts w:ascii="Arial" w:eastAsia="Times New Roman" w:hAnsi="Arial" w:cs="Times New Roman"/>
-          <w:kern w:val="0"/>
-          <w:szCs w:val="24"/>
-          <w:lang w:eastAsia="fr-FR"/>
-          <w14:ligatures w14:val="none"/>
-        </w:rPr>
-      </w:pPr>
-      <w:r>
-        <w:rPr>
-          <w:rFonts w:ascii="Arial" w:eastAsia="Times New Roman" w:hAnsi="Arial" w:cs="Times New Roman"/>
-          <w:kern w:val="0"/>
-          <w:szCs w:val="24"/>
-          <w:lang w:eastAsia="fr-FR"/>
-          <w14:ligatures w14:val="none"/>
-        </w:rPr>
-        <w:t xml:space="preserve">* </w:t>
-      </w:r>
-      <w:proofErr w:type="spellStart"/>
-      <w:r>
-        <w:rPr>
-          <w:rFonts w:ascii="Arial" w:eastAsia="Times New Roman" w:hAnsi="Arial" w:cs="Times New Roman"/>
-          <w:b/>
-          <w:bCs/>
-          <w:kern w:val="0"/>
-          <w:szCs w:val="24"/>
-          <w:lang w:eastAsia="fr-FR"/>
-          <w14:ligatures w14:val="none"/>
-        </w:rPr>
-        <w:t>ServeurISY.c</w:t>
-      </w:r>
-      <w:proofErr w:type="spellEnd"/>
-      <w:r>
-        <w:rPr>
-          <w:rFonts w:ascii="Arial" w:eastAsia="Times New Roman" w:hAnsi="Arial" w:cs="Times New Roman"/>
-          <w:b/>
-          <w:bCs/>
-          <w:kern w:val="0"/>
-          <w:szCs w:val="24"/>
-          <w:lang w:eastAsia="fr-FR"/>
-          <w14:ligatures w14:val="none"/>
-        </w:rPr>
-        <w:t xml:space="preserve"> :</w:t>
-      </w:r>
-      <w:r>
-        <w:rPr>
-          <w:rFonts w:ascii="Arial" w:eastAsia="Times New Roman" w:hAnsi="Arial" w:cs="Times New Roman"/>
-          <w:kern w:val="0"/>
-          <w:szCs w:val="24"/>
-          <w:lang w:eastAsia="fr-FR"/>
-          <w14:ligatures w14:val="none"/>
-        </w:rPr>
-        <w:t xml:space="preserve"> le code source du serveur qui gère les groupes ;</w:t>
-      </w:r>
-    </w:p>
-    <w:p>
-      <w:pPr>
-        <w:spacing w:line="240" w:lineRule="auto"/>
-        <w:rPr>
-          <w:rFonts w:ascii="Arial" w:eastAsia="Times New Roman" w:hAnsi="Arial" w:cs="Times New Roman"/>
-          <w:kern w:val="0"/>
-          <w:szCs w:val="24"/>
-          <w:lang w:eastAsia="fr-FR"/>
-          <w14:ligatures w14:val="none"/>
-        </w:rPr>
-      </w:pPr>
-      <w:r>
-        <w:rPr>
-          <w:rFonts w:ascii="Arial" w:eastAsia="Times New Roman" w:hAnsi="Arial" w:cs="Times New Roman"/>
-          <w:kern w:val="0"/>
-          <w:szCs w:val="24"/>
-          <w:lang w:eastAsia="fr-FR"/>
-          <w14:ligatures w14:val="none"/>
-        </w:rPr>
-        <w:t xml:space="preserve">* </w:t>
-      </w:r>
-      <w:proofErr w:type="spellStart"/>
-      <w:r>
-        <w:rPr>
-          <w:rFonts w:ascii="Arial" w:eastAsia="Times New Roman" w:hAnsi="Arial" w:cs="Times New Roman"/>
-          <w:b/>
-          <w:bCs/>
-          <w:kern w:val="0"/>
-          <w:szCs w:val="24"/>
-          <w:lang w:eastAsia="fr-FR"/>
-          <w14:ligatures w14:val="none"/>
-        </w:rPr>
-        <w:t>GroupeISY.c</w:t>
-      </w:r>
-      <w:proofErr w:type="spellEnd"/>
-      <w:r>
-        <w:rPr>
-          <w:rFonts w:ascii="Arial" w:eastAsia="Times New Roman" w:hAnsi="Arial" w:cs="Times New Roman"/>
-          <w:b/>
-          <w:bCs/>
-          <w:kern w:val="0"/>
-          <w:szCs w:val="24"/>
-          <w:lang w:eastAsia="fr-FR"/>
-          <w14:ligatures w14:val="none"/>
-        </w:rPr>
-        <w:t xml:space="preserve"> :</w:t>
-      </w:r>
-      <w:r>
-        <w:rPr>
-          <w:rFonts w:ascii="Arial" w:eastAsia="Times New Roman" w:hAnsi="Arial" w:cs="Times New Roman"/>
-          <w:kern w:val="0"/>
-          <w:szCs w:val="24"/>
-          <w:lang w:eastAsia="fr-FR"/>
-          <w14:ligatures w14:val="none"/>
-        </w:rPr>
-        <w:t xml:space="preserve"> le code source qui gère les discussions sur un groupe ;</w:t>
-      </w:r>
-    </w:p>
-    <w:p>
-      <w:pPr>
-        <w:spacing w:line="240" w:lineRule="auto"/>
-        <w:rPr>
-          <w:rFonts w:ascii="Arial" w:eastAsia="Times New Roman" w:hAnsi="Arial" w:cs="Times New Roman"/>
-          <w:kern w:val="0"/>
-          <w:szCs w:val="24"/>
-          <w:lang w:eastAsia="fr-FR"/>
-          <w14:ligatures w14:val="none"/>
-        </w:rPr>
-      </w:pPr>
-      <w:r>
-        <w:rPr>
-          <w:rFonts w:ascii="Arial" w:eastAsia="Times New Roman" w:hAnsi="Arial" w:cs="Times New Roman"/>
-          <w:kern w:val="0"/>
-          <w:szCs w:val="24"/>
-          <w:lang w:eastAsia="fr-FR"/>
-          <w14:ligatures w14:val="none"/>
-        </w:rPr>
-        <w:t xml:space="preserve">* </w:t>
-      </w:r>
-      <w:proofErr w:type="spellStart"/>
-      <w:r>
-        <w:rPr>
-          <w:rFonts w:ascii="Arial" w:eastAsia="Times New Roman" w:hAnsi="Arial" w:cs="Times New Roman"/>
-          <w:b/>
-          <w:bCs/>
-          <w:kern w:val="0"/>
-          <w:szCs w:val="24"/>
-          <w:lang w:eastAsia="fr-FR"/>
-          <w14:ligatures w14:val="none"/>
-        </w:rPr>
-        <w:t>ClientISY.c</w:t>
-      </w:r>
-      <w:proofErr w:type="spellEnd"/>
-      <w:r>
-        <w:rPr>
-          <w:rFonts w:ascii="Arial" w:eastAsia="Times New Roman" w:hAnsi="Arial" w:cs="Times New Roman"/>
-          <w:b/>
-          <w:bCs/>
-          <w:kern w:val="0"/>
-          <w:szCs w:val="24"/>
-          <w:lang w:eastAsia="fr-FR"/>
-          <w14:ligatures w14:val="none"/>
-        </w:rPr>
-        <w:t xml:space="preserve"> :</w:t>
-      </w:r>
-      <w:r>
-        <w:rPr>
-          <w:rFonts w:ascii="Arial" w:eastAsia="Times New Roman" w:hAnsi="Arial" w:cs="Times New Roman"/>
-          <w:kern w:val="0"/>
-          <w:szCs w:val="24"/>
-          <w:lang w:eastAsia="fr-FR"/>
-          <w14:ligatures w14:val="none"/>
-        </w:rPr>
-        <w:t xml:space="preserve"> le code source côté client qui gère les commandes envoyées au serveur et les messages envoyés</w:t>
-      </w:r>
-    </w:p>
-    <w:p>
-      <w:pPr>
-        <w:spacing w:line="240" w:lineRule="auto"/>
-        <w:rPr>
-          <w:rFonts w:ascii="Arial" w:eastAsia="Times New Roman" w:hAnsi="Arial" w:cs="Times New Roman"/>
-          <w:kern w:val="0"/>
-          <w:szCs w:val="24"/>
-          <w:lang w:eastAsia="fr-FR"/>
-          <w14:ligatures w14:val="none"/>
-        </w:rPr>
-      </w:pPr>
-      <w:r>
-        <w:rPr>
-          <w:rFonts w:ascii="Arial" w:eastAsia="Times New Roman" w:hAnsi="Arial" w:cs="Times New Roman"/>
-          <w:kern w:val="0"/>
-          <w:szCs w:val="24"/>
-          <w:lang w:eastAsia="fr-FR"/>
-          <w14:ligatures w14:val="none"/>
-        </w:rPr>
-        <w:t xml:space="preserve">* </w:t>
-      </w:r>
-      <w:proofErr w:type="spellStart"/>
-      <w:r>
-        <w:rPr>
-          <w:rFonts w:ascii="Arial" w:eastAsia="Times New Roman" w:hAnsi="Arial" w:cs="Times New Roman"/>
-          <w:b/>
-          <w:bCs/>
-          <w:kern w:val="0"/>
-          <w:szCs w:val="24"/>
-          <w:lang w:eastAsia="fr-FR"/>
-          <w14:ligatures w14:val="none"/>
-        </w:rPr>
-        <w:t>AffichageISY.c</w:t>
-      </w:r>
-      <w:proofErr w:type="spellEnd"/>
-      <w:r>
-        <w:rPr>
-          <w:rFonts w:ascii="Arial" w:eastAsia="Times New Roman" w:hAnsi="Arial" w:cs="Times New Roman"/>
-          <w:kern w:val="0"/>
-          <w:szCs w:val="24"/>
-          <w:lang w:eastAsia="fr-FR"/>
-          <w14:ligatures w14:val="none"/>
-        </w:rPr>
-        <w:t xml:space="preserve"> : le code source côté client qui gère l’affichage.</w:t>
-      </w:r>
-    </w:p>
-    <w:p>
-      <w:pPr>
-        <w:spacing w:line="240" w:lineRule="auto"/>
+        <w:t>src</w:t>
+      </w:r>
+      <w:proofErr w:type="gramEnd"/>
+      <w:r>
         <w:rPr>
           <w:rFonts w:ascii="Arial" w:eastAsia="Times New Roman" w:hAnsi="Arial" w:cs="Times New Roman"/>
           <w:b/>
@@ -349,9 +128,232 @@
           <w:lang w:eastAsia="fr-FR"/>
           <w14:ligatures w14:val="none"/>
         </w:rPr>
-      </w:pPr>
+        <w:t> :</w:t>
+      </w:r>
+    </w:p>
+    <w:p>
+      <w:pPr>
+        <w:spacing w:line="240" w:lineRule="auto"/>
+        <w:rPr>
+          <w:rFonts w:ascii="Arial" w:eastAsia="Times New Roman" w:hAnsi="Arial" w:cs="Times New Roman"/>
+          <w:kern w:val="0"/>
+          <w:szCs w:val="24"/>
+          <w:lang w:eastAsia="fr-FR"/>
+          <w14:ligatures w14:val="none"/>
+        </w:rPr>
+      </w:pPr>
+      <w:r>
+        <w:rPr>
+          <w:rFonts w:ascii="Arial" w:eastAsia="Times New Roman" w:hAnsi="Arial" w:cs="Times New Roman"/>
+          <w:kern w:val="0"/>
+          <w:szCs w:val="24"/>
+          <w:lang w:eastAsia="fr-FR"/>
+          <w14:ligatures w14:val="none"/>
+        </w:rPr>
+        <w:t xml:space="preserve">* </w:t>
+      </w:r>
       <w:proofErr w:type="spellStart"/>
       <w:r>
+        <w:rPr>
+          <w:rFonts w:ascii="Arial" w:eastAsia="Times New Roman" w:hAnsi="Arial" w:cs="Times New Roman"/>
+          <w:b/>
+          <w:bCs/>
+          <w:kern w:val="0"/>
+          <w:szCs w:val="24"/>
+          <w:lang w:eastAsia="fr-FR"/>
+          <w14:ligatures w14:val="none"/>
+        </w:rPr>
+        <w:t>ServeurISY.c</w:t>
+      </w:r>
+      <w:proofErr w:type="spellEnd"/>
+      <w:r>
+        <w:rPr>
+          <w:rFonts w:ascii="Arial" w:eastAsia="Times New Roman" w:hAnsi="Arial" w:cs="Times New Roman"/>
+          <w:b/>
+          <w:bCs/>
+          <w:kern w:val="0"/>
+          <w:szCs w:val="24"/>
+          <w:lang w:eastAsia="fr-FR"/>
+          <w14:ligatures w14:val="none"/>
+        </w:rPr>
+        <w:t xml:space="preserve"> :</w:t>
+      </w:r>
+      <w:r>
+        <w:rPr>
+          <w:rFonts w:ascii="Arial" w:eastAsia="Times New Roman" w:hAnsi="Arial" w:cs="Times New Roman"/>
+          <w:kern w:val="0"/>
+          <w:szCs w:val="24"/>
+          <w:lang w:eastAsia="fr-FR"/>
+          <w14:ligatures w14:val="none"/>
+        </w:rPr>
+        <w:t xml:space="preserve"> le code source du serveur qui gère les groupes ;</w:t>
+      </w:r>
+    </w:p>
+    <w:p>
+      <w:pPr>
+        <w:spacing w:line="240" w:lineRule="auto"/>
+        <w:rPr>
+          <w:rFonts w:ascii="Arial" w:eastAsia="Times New Roman" w:hAnsi="Arial" w:cs="Times New Roman"/>
+          <w:kern w:val="0"/>
+          <w:szCs w:val="24"/>
+          <w:lang w:eastAsia="fr-FR"/>
+          <w14:ligatures w14:val="none"/>
+        </w:rPr>
+      </w:pPr>
+      <w:r>
+        <w:rPr>
+          <w:rFonts w:ascii="Arial" w:eastAsia="Times New Roman" w:hAnsi="Arial" w:cs="Times New Roman"/>
+          <w:kern w:val="0"/>
+          <w:szCs w:val="24"/>
+          <w:lang w:eastAsia="fr-FR"/>
+          <w14:ligatures w14:val="none"/>
+        </w:rPr>
+        <w:t xml:space="preserve">* </w:t>
+      </w:r>
+      <w:proofErr w:type="spellStart"/>
+      <w:r>
+        <w:rPr>
+          <w:rFonts w:ascii="Arial" w:eastAsia="Times New Roman" w:hAnsi="Arial" w:cs="Times New Roman"/>
+          <w:b/>
+          <w:bCs/>
+          <w:kern w:val="0"/>
+          <w:szCs w:val="24"/>
+          <w:lang w:eastAsia="fr-FR"/>
+          <w14:ligatures w14:val="none"/>
+        </w:rPr>
+        <w:t>GroupeISY.c</w:t>
+      </w:r>
+      <w:proofErr w:type="spellEnd"/>
+      <w:r>
+        <w:rPr>
+          <w:rFonts w:ascii="Arial" w:eastAsia="Times New Roman" w:hAnsi="Arial" w:cs="Times New Roman"/>
+          <w:b/>
+          <w:bCs/>
+          <w:kern w:val="0"/>
+          <w:szCs w:val="24"/>
+          <w:lang w:eastAsia="fr-FR"/>
+          <w14:ligatures w14:val="none"/>
+        </w:rPr>
+        <w:t xml:space="preserve"> :</w:t>
+      </w:r>
+      <w:r>
+        <w:rPr>
+          <w:rFonts w:ascii="Arial" w:eastAsia="Times New Roman" w:hAnsi="Arial" w:cs="Times New Roman"/>
+          <w:kern w:val="0"/>
+          <w:szCs w:val="24"/>
+          <w:lang w:eastAsia="fr-FR"/>
+          <w14:ligatures w14:val="none"/>
+        </w:rPr>
+        <w:t xml:space="preserve"> le code source qui gère les discussions sur un groupe ;</w:t>
+      </w:r>
+    </w:p>
+    <w:p>
+      <w:pPr>
+        <w:spacing w:line="240" w:lineRule="auto"/>
+        <w:rPr>
+          <w:rFonts w:ascii="Arial" w:eastAsia="Times New Roman" w:hAnsi="Arial" w:cs="Times New Roman"/>
+          <w:kern w:val="0"/>
+          <w:szCs w:val="24"/>
+          <w:lang w:eastAsia="fr-FR"/>
+          <w14:ligatures w14:val="none"/>
+        </w:rPr>
+      </w:pPr>
+      <w:r>
+        <w:rPr>
+          <w:rFonts w:ascii="Arial" w:eastAsia="Times New Roman" w:hAnsi="Arial" w:cs="Times New Roman"/>
+          <w:kern w:val="0"/>
+          <w:szCs w:val="24"/>
+          <w:lang w:eastAsia="fr-FR"/>
+          <w14:ligatures w14:val="none"/>
+        </w:rPr>
+        <w:t xml:space="preserve">* </w:t>
+      </w:r>
+      <w:proofErr w:type="spellStart"/>
+      <w:r>
+        <w:rPr>
+          <w:rFonts w:ascii="Arial" w:eastAsia="Times New Roman" w:hAnsi="Arial" w:cs="Times New Roman"/>
+          <w:b/>
+          <w:bCs/>
+          <w:kern w:val="0"/>
+          <w:szCs w:val="24"/>
+          <w:lang w:eastAsia="fr-FR"/>
+          <w14:ligatures w14:val="none"/>
+        </w:rPr>
+        <w:t>ClientISY.c</w:t>
+      </w:r>
+      <w:proofErr w:type="spellEnd"/>
+      <w:r>
+        <w:rPr>
+          <w:rFonts w:ascii="Arial" w:eastAsia="Times New Roman" w:hAnsi="Arial" w:cs="Times New Roman"/>
+          <w:b/>
+          <w:bCs/>
+          <w:kern w:val="0"/>
+          <w:szCs w:val="24"/>
+          <w:lang w:eastAsia="fr-FR"/>
+          <w14:ligatures w14:val="none"/>
+        </w:rPr>
+        <w:t xml:space="preserve"> :</w:t>
+      </w:r>
+      <w:r>
+        <w:rPr>
+          <w:rFonts w:ascii="Arial" w:eastAsia="Times New Roman" w:hAnsi="Arial" w:cs="Times New Roman"/>
+          <w:kern w:val="0"/>
+          <w:szCs w:val="24"/>
+          <w:lang w:eastAsia="fr-FR"/>
+          <w14:ligatures w14:val="none"/>
+        </w:rPr>
+        <w:t xml:space="preserve"> le code source côté client qui gère les commandes envoyées au serveur et les messages envoyés</w:t>
+      </w:r>
+    </w:p>
+    <w:p>
+      <w:pPr>
+        <w:spacing w:line="240" w:lineRule="auto"/>
+        <w:rPr>
+          <w:rFonts w:ascii="Arial" w:eastAsia="Times New Roman" w:hAnsi="Arial" w:cs="Times New Roman"/>
+          <w:kern w:val="0"/>
+          <w:szCs w:val="24"/>
+          <w:lang w:eastAsia="fr-FR"/>
+          <w14:ligatures w14:val="none"/>
+        </w:rPr>
+      </w:pPr>
+      <w:r>
+        <w:rPr>
+          <w:rFonts w:ascii="Arial" w:eastAsia="Times New Roman" w:hAnsi="Arial" w:cs="Times New Roman"/>
+          <w:kern w:val="0"/>
+          <w:szCs w:val="24"/>
+          <w:lang w:eastAsia="fr-FR"/>
+          <w14:ligatures w14:val="none"/>
+        </w:rPr>
+        <w:t xml:space="preserve">* </w:t>
+      </w:r>
+      <w:proofErr w:type="spellStart"/>
+      <w:r>
+        <w:rPr>
+          <w:rFonts w:ascii="Arial" w:eastAsia="Times New Roman" w:hAnsi="Arial" w:cs="Times New Roman"/>
+          <w:b/>
+          <w:bCs/>
+          <w:kern w:val="0"/>
+          <w:szCs w:val="24"/>
+          <w:lang w:eastAsia="fr-FR"/>
+          <w14:ligatures w14:val="none"/>
+        </w:rPr>
+        <w:t>AffichageISY.c</w:t>
+      </w:r>
+      <w:proofErr w:type="spellEnd"/>
+      <w:r>
+        <w:rPr>
+          <w:rFonts w:ascii="Arial" w:eastAsia="Times New Roman" w:hAnsi="Arial" w:cs="Times New Roman"/>
+          <w:kern w:val="0"/>
+          <w:szCs w:val="24"/>
+          <w:lang w:eastAsia="fr-FR"/>
+          <w14:ligatures w14:val="none"/>
+        </w:rPr>
+        <w:t xml:space="preserve"> : le code source côté client qui gère l’affichage.</w:t>
+      </w:r>
+    </w:p>
+    <w:p>
+      <w:pPr>
+        <w:spacing w:line="240" w:lineRule="auto"/>
         <w:rPr>
           <w:rFonts w:ascii="Arial" w:eastAsia="Times New Roman" w:hAnsi="Arial" w:cs="Times New Roman"/>
           <w:b/>
@@ -364,9 +366,8 @@
           <w:lang w:eastAsia="fr-FR"/>
           <w14:ligatures w14:val="none"/>
         </w:rPr>
-        <w:t>Include</w:t>
-      </w:r>
-      <w:proofErr w:type="spellEnd"/>
+      </w:pPr>
+      <w:proofErr w:type="spellStart"/>
       <w:r>
         <w:rPr>
           <w:rFonts w:ascii="Arial" w:eastAsia="Times New Roman" w:hAnsi="Arial" w:cs="Times New Roman"/>
@@ -380,6 +381,22 @@
           <w:lang w:eastAsia="fr-FR"/>
           <w14:ligatures w14:val="none"/>
         </w:rPr>
+        <w:t>Include</w:t>
+      </w:r>
+      <w:proofErr w:type="spellEnd"/>
+      <w:r>
+        <w:rPr>
+          <w:rFonts w:ascii="Arial" w:eastAsia="Times New Roman" w:hAnsi="Arial" w:cs="Times New Roman"/>
+          <w:b/>
+          <w:bCs/>
+          <w:i/>
+          <w:iCs/>
+          <w:kern w:val="0"/>
+          <w:szCs w:val="24"/>
+          <w:u w:val="single"/>
+          <w:lang w:eastAsia="fr-FR"/>
+          <w14:ligatures w14:val="none"/>
+        </w:rPr>
         <w:t> :</w:t>
       </w:r>
     </w:p>
@@ -545,6 +562,7 @@
           <w14:ligatures w14:val="none"/>
         </w:rPr>
       </w:pPr>
+      <w:proofErr w:type="gramStart"/>
       <w:r>
         <w:rPr>
           <w:rFonts w:ascii="Arial" w:eastAsia="Times New Roman" w:hAnsi="Arial" w:cs="Times New Roman"/>
@@ -557,7 +575,22 @@
           <w:lang w:eastAsia="fr-FR"/>
           <w14:ligatures w14:val="none"/>
         </w:rPr>
-        <w:t>Fonction implémenté dans la V1.0 sur l’adresse local Server 127.0.0.1</w:t>
+        <w:t>Fonction implémenté</w:t>
+      </w:r>
+      <w:proofErr w:type="gramEnd"/>
+      <w:r>
+        <w:rPr>
+          <w:rFonts w:ascii="Arial" w:eastAsia="Times New Roman" w:hAnsi="Arial" w:cs="Times New Roman"/>
+          <w:b/>
+          <w:bCs/>
+          <w:i/>
+          <w:iCs/>
+          <w:kern w:val="0"/>
+          <w:szCs w:val="24"/>
+          <w:lang w:eastAsia="fr-FR"/>
+          <w14:ligatures w14:val="none"/>
+        </w:rPr>
+        <w:t xml:space="preserve"> dans la V1.0 sur l’adresse local Server 127.0.0.1</w:t>
       </w:r>
     </w:p>
     <w:p>
@@ -619,15 +652,27 @@
           <w14:ligatures w14:val="none"/>
         </w:rPr>
       </w:pPr>
-      <w:r>
-        <w:rPr>
-          <w:rFonts w:ascii="Arial" w:eastAsia="Times New Roman" w:hAnsi="Arial" w:cs="Times New Roman"/>
-          <w:kern w:val="0"/>
-          <w:szCs w:val="24"/>
-          <w:lang w:eastAsia="fr-FR"/>
-          <w14:ligatures w14:val="none"/>
-        </w:rPr>
-        <w:t>le gestionnaire.</w:t>
+      <w:proofErr w:type="gramStart"/>
+      <w:r>
+        <w:rPr>
+          <w:rFonts w:ascii="Arial" w:eastAsia="Times New Roman" w:hAnsi="Arial" w:cs="Times New Roman"/>
+          <w:kern w:val="0"/>
+          <w:szCs w:val="24"/>
+          <w:lang w:eastAsia="fr-FR"/>
+          <w14:ligatures w14:val="none"/>
+        </w:rPr>
+        <w:t>le</w:t>
+      </w:r>
+      <w:proofErr w:type="gramEnd"/>
+      <w:r>
+        <w:rPr>
+          <w:rFonts w:ascii="Arial" w:eastAsia="Times New Roman" w:hAnsi="Arial" w:cs="Times New Roman"/>
+          <w:kern w:val="0"/>
+          <w:szCs w:val="24"/>
+          <w:lang w:eastAsia="fr-FR"/>
+          <w14:ligatures w14:val="none"/>
+        </w:rPr>
+        <w:t xml:space="preserve"> gestionnaire.</w:t>
       </w:r>
     </w:p>
     <w:p>
@@ -1005,15 +1050,27 @@
           <w14:ligatures w14:val="none"/>
         </w:rPr>
       </w:pPr>
-      <w:r>
-        <w:rPr>
-          <w:rFonts w:ascii="Arial" w:eastAsia="Times New Roman" w:hAnsi="Arial" w:cs="Times New Roman"/>
-          <w:kern w:val="0"/>
-          <w:szCs w:val="24"/>
-          <w:lang w:eastAsia="fr-FR"/>
-          <w14:ligatures w14:val="none"/>
-        </w:rPr>
-        <w:t xml:space="preserve">de visualiser tous les messages postés sur le groupe via </w:t>
+      <w:proofErr w:type="gramStart"/>
+      <w:r>
+        <w:rPr>
+          <w:rFonts w:ascii="Arial" w:eastAsia="Times New Roman" w:hAnsi="Arial" w:cs="Times New Roman"/>
+          <w:kern w:val="0"/>
+          <w:szCs w:val="24"/>
+          <w:lang w:eastAsia="fr-FR"/>
+          <w14:ligatures w14:val="none"/>
+        </w:rPr>
+        <w:t>de</w:t>
+      </w:r>
+      <w:proofErr w:type="gramEnd"/>
+      <w:r>
+        <w:rPr>
+          <w:rFonts w:ascii="Arial" w:eastAsia="Times New Roman" w:hAnsi="Arial" w:cs="Times New Roman"/>
+          <w:kern w:val="0"/>
+          <w:szCs w:val="24"/>
+          <w:lang w:eastAsia="fr-FR"/>
+          <w14:ligatures w14:val="none"/>
+        </w:rPr>
+        <w:t xml:space="preserve"> visualiser tous les messages postés sur le groupe via </w:t>
       </w:r>
       <w:proofErr w:type="spellStart"/>
       <w:r>
@@ -1115,6 +1172,7 @@
           <w14:ligatures w14:val="none"/>
         </w:rPr>
       </w:pPr>
+      <w:proofErr w:type="gramStart"/>
       <w:r>
         <w:rPr>
           <w:rFonts w:ascii="Arial" w:eastAsia="Times New Roman" w:hAnsi="Arial" w:cs="Times New Roman"/>
@@ -1127,7 +1185,22 @@
           <w:lang w:eastAsia="fr-FR"/>
           <w14:ligatures w14:val="none"/>
         </w:rPr>
-        <w:t>sur l’adresse local Server libre (IPV4 au choix)</w:t>
+        <w:t>sur</w:t>
+      </w:r>
+      <w:proofErr w:type="gramEnd"/>
+      <w:r>
+        <w:rPr>
+          <w:rFonts w:ascii="Arial" w:eastAsia="Times New Roman" w:hAnsi="Arial" w:cs="Times New Roman"/>
+          <w:b/>
+          <w:bCs/>
+          <w:i/>
+          <w:iCs/>
+          <w:kern w:val="0"/>
+          <w:szCs w:val="24"/>
+          <w:lang w:eastAsia="fr-FR"/>
+          <w14:ligatures w14:val="none"/>
+        </w:rPr>
+        <w:t xml:space="preserve"> l’adresse local Server libre (IPV4 au choix)</w:t>
       </w:r>
     </w:p>
     <w:p>
@@ -1771,42 +1844,81 @@
           <w14:ligatures w14:val="none"/>
         </w:rPr>
       </w:pPr>
-      <w:r>
-        <w:rPr>
-          <w:rFonts w:ascii="Arial" w:eastAsia="Times New Roman" w:hAnsi="Arial" w:cs="Times New Roman"/>
-          <w:b/>
-          <w:bCs/>
-          <w:kern w:val="0"/>
-          <w:szCs w:val="24"/>
-          <w:highlight w:val="green"/>
-          <w:lang w:eastAsia="fr-FR"/>
-          <w14:ligatures w14:val="none"/>
-        </w:rPr>
-        <w:t xml:space="preserve">essais de fusion de deux groupes, </w:t>
-      </w:r>
-    </w:p>
-    <w:p>
-      <w:pPr>
-        <w:spacing w:after="0" w:line="240" w:lineRule="auto"/>
-        <w:rPr>
-          <w:rFonts w:ascii="Arial" w:eastAsia="Times New Roman" w:hAnsi="Arial" w:cs="Times New Roman"/>
-          <w:kern w:val="0"/>
-          <w:szCs w:val="24"/>
-          <w:highlight w:val="green"/>
-          <w:lang w:eastAsia="fr-FR"/>
-          <w14:ligatures w14:val="none"/>
-        </w:rPr>
-      </w:pPr>
-      <w:r>
-        <w:rPr>
-          <w:rFonts w:ascii="Arial" w:eastAsia="Times New Roman" w:hAnsi="Arial" w:cs="Times New Roman"/>
-          <w:kern w:val="0"/>
-          <w:szCs w:val="24"/>
-          <w:highlight w:val="green"/>
-          <w:lang w:eastAsia="fr-FR"/>
-          <w14:ligatures w14:val="none"/>
-        </w:rPr>
-        <w:t>--&gt; fusion de deux groupes modérateur : OK</w:t>
+      <w:proofErr w:type="gramStart"/>
+      <w:r>
+        <w:rPr>
+          <w:rFonts w:ascii="Arial" w:eastAsia="Times New Roman" w:hAnsi="Arial" w:cs="Times New Roman"/>
+          <w:b/>
+          <w:bCs/>
+          <w:kern w:val="0"/>
+          <w:szCs w:val="24"/>
+          <w:highlight w:val="green"/>
+          <w:lang w:eastAsia="fr-FR"/>
+          <w14:ligatures w14:val="none"/>
+        </w:rPr>
+        <w:t>essais</w:t>
+      </w:r>
+      <w:proofErr w:type="gramEnd"/>
+      <w:r>
+        <w:rPr>
+          <w:rFonts w:ascii="Arial" w:eastAsia="Times New Roman" w:hAnsi="Arial" w:cs="Times New Roman"/>
+          <w:b/>
+          <w:bCs/>
+          <w:kern w:val="0"/>
+          <w:szCs w:val="24"/>
+          <w:highlight w:val="green"/>
+          <w:lang w:eastAsia="fr-FR"/>
+          <w14:ligatures w14:val="none"/>
+        </w:rPr>
+        <w:t xml:space="preserve"> de fusion de deux groupes, </w:t>
+      </w:r>
+    </w:p>
+    <w:p>
+      <w:pPr>
+        <w:spacing w:after="0" w:line="240" w:lineRule="auto"/>
+        <w:rPr>
+          <w:rFonts w:ascii="Arial" w:eastAsia="Times New Roman" w:hAnsi="Arial" w:cs="Times New Roman"/>
+          <w:kern w:val="0"/>
+          <w:szCs w:val="24"/>
+          <w:highlight w:val="green"/>
+          <w:lang w:eastAsia="fr-FR"/>
+          <w14:ligatures w14:val="none"/>
+        </w:rPr>
+      </w:pPr>
+      <w:r>
+        <w:rPr>
+          <w:rFonts w:ascii="Arial" w:eastAsia="Times New Roman" w:hAnsi="Arial" w:cs="Times New Roman"/>
+          <w:kern w:val="0"/>
+          <w:szCs w:val="24"/>
+          <w:highlight w:val="green"/>
+          <w:lang w:eastAsia="fr-FR"/>
+          <w14:ligatures w14:val="none"/>
+        </w:rPr>
+        <w:t xml:space="preserve">--&gt; fusion de </w:t>
+      </w:r>
+      <w:proofErr w:type="gramStart"/>
+      <w:r>
+        <w:rPr>
+          <w:rFonts w:ascii="Arial" w:eastAsia="Times New Roman" w:hAnsi="Arial" w:cs="Times New Roman"/>
+          <w:kern w:val="0"/>
+          <w:szCs w:val="24"/>
+          <w:highlight w:val="green"/>
+          <w:lang w:eastAsia="fr-FR"/>
+          <w14:ligatures w14:val="none"/>
+        </w:rPr>
+        <w:t>deux groupes modérateur</w:t>
+      </w:r>
+      <w:proofErr w:type="gramEnd"/>
+      <w:r>
+        <w:rPr>
+          <w:rFonts w:ascii="Arial" w:eastAsia="Times New Roman" w:hAnsi="Arial" w:cs="Times New Roman"/>
+          <w:kern w:val="0"/>
+          <w:szCs w:val="24"/>
+          <w:highlight w:val="green"/>
+          <w:lang w:eastAsia="fr-FR"/>
+          <w14:ligatures w14:val="none"/>
+        </w:rPr>
+        <w:t xml:space="preserve"> : OK</w:t>
       </w:r>
     </w:p>
     <w:p>
@@ -1854,7 +1966,31 @@
           <w:lang w:eastAsia="fr-FR"/>
           <w14:ligatures w14:val="none"/>
         </w:rPr>
-        <w:t>--&gt; fusion de deux groupes non modérateur : OK</w:t>
+        <w:t xml:space="preserve">--&gt; fusion de </w:t>
+      </w:r>
+      <w:proofErr w:type="gramStart"/>
+      <w:r>
+        <w:rPr>
+          <w:rFonts w:ascii="Arial" w:eastAsia="Times New Roman" w:hAnsi="Arial" w:cs="Times New Roman"/>
+          <w:kern w:val="0"/>
+          <w:szCs w:val="24"/>
+          <w:highlight w:val="green"/>
+          <w:lang w:eastAsia="fr-FR"/>
+          <w14:ligatures w14:val="none"/>
+        </w:rPr>
+        <w:t>deux groupes non modérateur</w:t>
+      </w:r>
+      <w:proofErr w:type="gramEnd"/>
+      <w:r>
+        <w:rPr>
+          <w:rFonts w:ascii="Arial" w:eastAsia="Times New Roman" w:hAnsi="Arial" w:cs="Times New Roman"/>
+          <w:kern w:val="0"/>
+          <w:szCs w:val="24"/>
+          <w:highlight w:val="green"/>
+          <w:lang w:eastAsia="fr-FR"/>
+          <w14:ligatures w14:val="none"/>
+        </w:rPr>
+        <w:t xml:space="preserve"> : OK</w:t>
       </w:r>
     </w:p>
     <w:p>
@@ -1867,56 +2003,149 @@
           <w:color w:val="EE0000"/>
           <w:kern w:val="0"/>
           <w:szCs w:val="24"/>
+          <w:highlight w:val="green"/>
+          <w:lang w:eastAsia="fr-FR"/>
+          <w14:ligatures w14:val="none"/>
+        </w:rPr>
+      </w:pPr>
+      <w:r>
+        <w:rPr>
+          <w:rFonts w:ascii="Arial" w:eastAsia="Times New Roman" w:hAnsi="Arial" w:cs="Times New Roman"/>
+          <w:kern w:val="0"/>
+          <w:szCs w:val="24"/>
+          <w:highlight w:val="green"/>
+          <w:lang w:eastAsia="fr-FR"/>
+          <w14:ligatures w14:val="none"/>
+        </w:rPr>
+        <w:t>--&gt; Lors de la fusion du groupe</w:t>
+      </w:r>
+      <w:r>
+        <w:rPr>
+          <w:rFonts w:ascii="Arial" w:eastAsia="Times New Roman" w:hAnsi="Arial" w:cs="Times New Roman"/>
+          <w:b/>
+          <w:bCs/>
+          <w:kern w:val="0"/>
+          <w:szCs w:val="24"/>
+          <w:highlight w:val="green"/>
+          <w:lang w:eastAsia="fr-FR"/>
+          <w14:ligatures w14:val="none"/>
+        </w:rPr>
+        <w:t xml:space="preserve">, les membres du groupe qui est </w:t>
+      </w:r>
+      <w:proofErr w:type="gramStart"/>
+      <w:r>
+        <w:rPr>
+          <w:rFonts w:ascii="Arial" w:eastAsia="Times New Roman" w:hAnsi="Arial" w:cs="Times New Roman"/>
+          <w:b/>
+          <w:bCs/>
+          <w:kern w:val="0"/>
+          <w:szCs w:val="24"/>
+          <w:highlight w:val="green"/>
+          <w:lang w:eastAsia="fr-FR"/>
+          <w14:ligatures w14:val="none"/>
+        </w:rPr>
+        <w:t>supprimé(</w:t>
+      </w:r>
+      <w:proofErr w:type="gramEnd"/>
+      <w:r>
+        <w:rPr>
+          <w:rFonts w:ascii="Arial" w:eastAsia="Times New Roman" w:hAnsi="Arial" w:cs="Times New Roman"/>
+          <w:b/>
+          <w:bCs/>
+          <w:kern w:val="0"/>
+          <w:szCs w:val="24"/>
+          <w:highlight w:val="green"/>
+          <w:lang w:eastAsia="fr-FR"/>
+          <w14:ligatures w14:val="none"/>
+        </w:rPr>
+        <w:t xml:space="preserve">par fusion) sont déconnecté de doivent rejoindre le nouveau groupe : il faut </w:t>
+      </w:r>
+      <w:proofErr w:type="gramStart"/>
+      <w:r>
+        <w:rPr>
+          <w:rFonts w:ascii="Arial" w:eastAsia="Times New Roman" w:hAnsi="Arial" w:cs="Times New Roman"/>
+          <w:b/>
+          <w:bCs/>
+          <w:kern w:val="0"/>
+          <w:szCs w:val="24"/>
+          <w:highlight w:val="green"/>
+          <w:lang w:eastAsia="fr-FR"/>
+          <w14:ligatures w14:val="none"/>
+        </w:rPr>
+        <w:t>automatisé</w:t>
+      </w:r>
+      <w:proofErr w:type="gramEnd"/>
+      <w:r>
+        <w:rPr>
+          <w:rFonts w:ascii="Arial" w:eastAsia="Times New Roman" w:hAnsi="Arial" w:cs="Times New Roman"/>
+          <w:b/>
+          <w:bCs/>
+          <w:kern w:val="0"/>
+          <w:szCs w:val="24"/>
+          <w:highlight w:val="green"/>
+          <w:lang w:eastAsia="fr-FR"/>
+          <w14:ligatures w14:val="none"/>
+        </w:rPr>
+        <w:t xml:space="preserve"> l'action de rejoindre le nouveau groupe sinon fonction identique à "supprimer groupe".</w:t>
+      </w:r>
+      <w:r>
+        <w:rPr>
+          <w:rFonts w:ascii="Arial" w:eastAsia="Times New Roman" w:hAnsi="Arial" w:cs="Times New Roman"/>
+          <w:b/>
+          <w:bCs/>
+          <w:kern w:val="0"/>
+          <w:szCs w:val="24"/>
+          <w:highlight w:val="green"/>
+          <w:lang w:eastAsia="fr-FR"/>
+          <w14:ligatures w14:val="none"/>
+        </w:rPr>
+        <w:t xml:space="preserve"> </w:t>
+      </w:r>
+      <w:r>
+        <w:rPr>
+          <w:rFonts w:ascii="Arial" w:eastAsia="Times New Roman" w:hAnsi="Arial" w:cs="Times New Roman"/>
+          <w:b/>
+          <w:bCs/>
+          <w:kern w:val="0"/>
+          <w:szCs w:val="24"/>
+          <w:lang w:eastAsia="fr-FR"/>
+          <w14:ligatures w14:val="none"/>
+        </w:rPr>
+        <w:sym w:font="Wingdings" w:char="F0E0"/>
+      </w:r>
+      <w:r>
+        <w:rPr>
+          <w:rFonts w:ascii="Arial" w:eastAsia="Times New Roman" w:hAnsi="Arial" w:cs="Times New Roman"/>
+          <w:b/>
+          <w:bCs/>
+          <w:kern w:val="0"/>
+          <w:szCs w:val="24"/>
+          <w:lang w:eastAsia="fr-FR"/>
+          <w14:ligatures w14:val="none"/>
+        </w:rPr>
+        <w:t xml:space="preserve"> Ok résolu </w:t>
+      </w:r>
+    </w:p>
+    <w:p>
+      <w:pPr>
+        <w:spacing w:after="0" w:line="240" w:lineRule="auto"/>
+        <w:rPr>
+          <w:rFonts w:ascii="Arial" w:eastAsia="Times New Roman" w:hAnsi="Arial" w:cs="Times New Roman"/>
+          <w:kern w:val="0"/>
+          <w:szCs w:val="24"/>
+          <w:lang w:eastAsia="fr-FR"/>
+          <w14:ligatures w14:val="none"/>
+        </w:rPr>
+      </w:pPr>
+      <w:r>
+        <w:rPr>
+          <w:rFonts w:ascii="Arial" w:eastAsia="Times New Roman" w:hAnsi="Arial" w:cs="Times New Roman"/>
+          <w:kern w:val="0"/>
+          <w:szCs w:val="24"/>
           <w:highlight w:val="red"/>
           <w:lang w:eastAsia="fr-FR"/>
           <w14:ligatures w14:val="none"/>
         </w:rPr>
-      </w:pPr>
-      <w:r>
-        <w:rPr>
-          <w:rFonts w:ascii="Arial" w:eastAsia="Times New Roman" w:hAnsi="Arial" w:cs="Times New Roman"/>
-          <w:kern w:val="0"/>
-          <w:szCs w:val="24"/>
-          <w:highlight w:val="red"/>
-          <w:lang w:eastAsia="fr-FR"/>
-          <w14:ligatures w14:val="none"/>
-        </w:rPr>
-        <w:t>--&gt; Lors de la fusion du groupe</w:t>
-      </w:r>
-      <w:r>
-        <w:rPr>
-          <w:rFonts w:ascii="Arial" w:eastAsia="Times New Roman" w:hAnsi="Arial" w:cs="Times New Roman"/>
-          <w:b/>
-          <w:bCs/>
-          <w:kern w:val="0"/>
-          <w:szCs w:val="24"/>
-          <w:highlight w:val="red"/>
-          <w:lang w:eastAsia="fr-FR"/>
-          <w14:ligatures w14:val="none"/>
-        </w:rPr>
-        <w:t>, les membres du groupe qui est supprimé(par fusion) sont déconnecté de doivent rejoindre le nouveau groupe : il faut automatisé l'action de rejoindre le nouveau groupe sinon fonction identique à "supprimer groupe".</w:t>
-      </w:r>
-    </w:p>
-    <w:p>
-      <w:pPr>
-        <w:spacing w:after="0" w:line="240" w:lineRule="auto"/>
-        <w:rPr>
-          <w:rFonts w:ascii="Arial" w:eastAsia="Times New Roman" w:hAnsi="Arial" w:cs="Times New Roman"/>
-          <w:kern w:val="0"/>
-          <w:szCs w:val="24"/>
-          <w:lang w:eastAsia="fr-FR"/>
-          <w14:ligatures w14:val="none"/>
-        </w:rPr>
-      </w:pPr>
-      <w:r>
-        <w:rPr>
-          <w:rFonts w:ascii="Arial" w:eastAsia="Times New Roman" w:hAnsi="Arial" w:cs="Times New Roman"/>
-          <w:kern w:val="0"/>
-          <w:szCs w:val="24"/>
-          <w:highlight w:val="red"/>
-          <w:lang w:eastAsia="fr-FR"/>
-          <w14:ligatures w14:val="none"/>
-        </w:rPr>
         <w:t xml:space="preserve"> </w:t>
       </w:r>
     </w:p>
@@ -1990,7 +2219,33 @@
           <w:lang w:eastAsia="fr-FR"/>
           <w14:ligatures w14:val="none"/>
         </w:rPr>
-        <w:t xml:space="preserve">« ban » : </w:t>
+        <w:t>« </w:t>
+      </w:r>
+      <w:proofErr w:type="gramStart"/>
+      <w:r>
+        <w:rPr>
+          <w:rFonts w:ascii="Arial" w:eastAsia="Times New Roman" w:hAnsi="Arial" w:cs="Times New Roman"/>
+          <w:b/>
+          <w:bCs/>
+          <w:kern w:val="0"/>
+          <w:szCs w:val="24"/>
+          <w:lang w:eastAsia="fr-FR"/>
+          <w14:ligatures w14:val="none"/>
+        </w:rPr>
+        <w:t>ban</w:t>
+      </w:r>
+      <w:proofErr w:type="gramEnd"/>
+      <w:r>
+        <w:rPr>
+          <w:rFonts w:ascii="Arial" w:eastAsia="Times New Roman" w:hAnsi="Arial" w:cs="Times New Roman"/>
+          <w:b/>
+          <w:bCs/>
+          <w:kern w:val="0"/>
+          <w:szCs w:val="24"/>
+          <w:lang w:eastAsia="fr-FR"/>
+          <w14:ligatures w14:val="none"/>
+        </w:rPr>
+        <w:t xml:space="preserve"> » : </w:t>
       </w:r>
       <w:r>
         <w:rPr>
@@ -2356,16 +2611,30 @@
           <w:lang w:val="en-US" w:eastAsia="fr-FR"/>
           <w14:ligatures w14:val="none"/>
         </w:rPr>
-        <w:t>« ban » :</w:t>
-      </w:r>
-      <w:r>
-        <w:rPr>
-          <w:rFonts w:ascii="Arial" w:eastAsia="Times New Roman" w:hAnsi="Arial" w:cs="Times New Roman"/>
+        <w:t>« ban </w:t>
+      </w:r>
+      <w:proofErr w:type="gramStart"/>
+      <w:r>
+        <w:rPr>
+          <w:rFonts w:ascii="Arial" w:eastAsia="Times New Roman" w:hAnsi="Arial" w:cs="Times New Roman"/>
+          <w:b/>
+          <w:bCs/>
           <w:kern w:val="0"/>
           <w:szCs w:val="24"/>
           <w:lang w:val="en-US" w:eastAsia="fr-FR"/>
           <w14:ligatures w14:val="none"/>
         </w:rPr>
+        <w:t>» :</w:t>
+      </w:r>
+      <w:proofErr w:type="gramEnd"/>
+      <w:r>
+        <w:rPr>
+          <w:rFonts w:ascii="Arial" w:eastAsia="Times New Roman" w:hAnsi="Arial" w:cs="Times New Roman"/>
+          <w:kern w:val="0"/>
+          <w:szCs w:val="24"/>
+          <w:lang w:val="en-US" w:eastAsia="fr-FR"/>
+          <w14:ligatures w14:val="none"/>
+        </w:rPr>
         <w:t xml:space="preserve">  </w:t>
       </w:r>
       <w:r>
@@ -2400,16 +2669,42 @@
           <w:lang w:val="en-US" w:eastAsia="fr-FR"/>
           <w14:ligatures w14:val="none"/>
         </w:rPr>
-        <w:t xml:space="preserve">« stat » : </w:t>
-      </w:r>
-      <w:r>
-        <w:rPr>
-          <w:rFonts w:ascii="Arial" w:eastAsia="Times New Roman" w:hAnsi="Arial" w:cs="Times New Roman"/>
+        <w:t>« stat </w:t>
+      </w:r>
+      <w:proofErr w:type="gramStart"/>
+      <w:r>
+        <w:rPr>
+          <w:rFonts w:ascii="Arial" w:eastAsia="Times New Roman" w:hAnsi="Arial" w:cs="Times New Roman"/>
+          <w:b/>
+          <w:bCs/>
           <w:kern w:val="0"/>
           <w:szCs w:val="24"/>
           <w:lang w:val="en-US" w:eastAsia="fr-FR"/>
           <w14:ligatures w14:val="none"/>
         </w:rPr>
+        <w:t>» :</w:t>
+      </w:r>
+      <w:proofErr w:type="gramEnd"/>
+      <w:r>
+        <w:rPr>
+          <w:rFonts w:ascii="Arial" w:eastAsia="Times New Roman" w:hAnsi="Arial" w:cs="Times New Roman"/>
+          <w:b/>
+          <w:bCs/>
+          <w:kern w:val="0"/>
+          <w:szCs w:val="24"/>
+          <w:lang w:val="en-US" w:eastAsia="fr-FR"/>
+          <w14:ligatures w14:val="none"/>
+        </w:rPr>
+        <w:t xml:space="preserve"> </w:t>
+      </w:r>
+      <w:r>
+        <w:rPr>
+          <w:rFonts w:ascii="Arial" w:eastAsia="Times New Roman" w:hAnsi="Arial" w:cs="Times New Roman"/>
+          <w:kern w:val="0"/>
+          <w:szCs w:val="24"/>
+          <w:lang w:val="en-US" w:eastAsia="fr-FR"/>
+          <w14:ligatures w14:val="none"/>
+        </w:rPr>
         <w:t>OK</w:t>
       </w:r>
     </w:p>
@@ -2468,17 +2763,67 @@
           <w:lang w:eastAsia="fr-FR"/>
           <w14:ligatures w14:val="none"/>
         </w:rPr>
-        <w:t>« msg »</w:t>
-      </w:r>
-      <w:r>
-        <w:rPr>
-          <w:rFonts w:ascii="Arial" w:eastAsia="Times New Roman" w:hAnsi="Arial" w:cs="Times New Roman"/>
-          <w:kern w:val="0"/>
-          <w:szCs w:val="24"/>
-          <w:lang w:eastAsia="fr-FR"/>
-          <w14:ligatures w14:val="none"/>
-        </w:rPr>
-        <w:t xml:space="preserve">: Ok </w:t>
+        <w:t>« </w:t>
+      </w:r>
+      <w:proofErr w:type="gramStart"/>
+      <w:r>
+        <w:rPr>
+          <w:rFonts w:ascii="Arial" w:eastAsia="Times New Roman" w:hAnsi="Arial" w:cs="Times New Roman"/>
+          <w:b/>
+          <w:bCs/>
+          <w:kern w:val="0"/>
+          <w:szCs w:val="24"/>
+          <w:lang w:eastAsia="fr-FR"/>
+          <w14:ligatures w14:val="none"/>
+        </w:rPr>
+        <w:t>msg</w:t>
+      </w:r>
+      <w:proofErr w:type="gramEnd"/>
+      <w:r>
+        <w:rPr>
+          <w:rFonts w:ascii="Arial" w:eastAsia="Times New Roman" w:hAnsi="Arial" w:cs="Times New Roman"/>
+          <w:b/>
+          <w:bCs/>
+          <w:kern w:val="0"/>
+          <w:szCs w:val="24"/>
+          <w:lang w:eastAsia="fr-FR"/>
+          <w14:ligatures w14:val="none"/>
+        </w:rPr>
+        <w:t> </w:t>
+      </w:r>
+      <w:proofErr w:type="gramStart"/>
+      <w:r>
+        <w:rPr>
+          <w:rFonts w:ascii="Arial" w:eastAsia="Times New Roman" w:hAnsi="Arial" w:cs="Times New Roman"/>
+          <w:b/>
+          <w:bCs/>
+          <w:kern w:val="0"/>
+          <w:szCs w:val="24"/>
+          <w:lang w:eastAsia="fr-FR"/>
+          <w14:ligatures w14:val="none"/>
+        </w:rPr>
+        <w:t>»</w:t>
+      </w:r>
+      <w:r>
+        <w:rPr>
+          <w:rFonts w:ascii="Arial" w:eastAsia="Times New Roman" w:hAnsi="Arial" w:cs="Times New Roman"/>
+          <w:kern w:val="0"/>
+          <w:szCs w:val="24"/>
+          <w:lang w:eastAsia="fr-FR"/>
+          <w14:ligatures w14:val="none"/>
+        </w:rPr>
+        <w:t>:</w:t>
+      </w:r>
+      <w:proofErr w:type="gramEnd"/>
+      <w:r>
+        <w:rPr>
+          <w:rFonts w:ascii="Arial" w:eastAsia="Times New Roman" w:hAnsi="Arial" w:cs="Times New Roman"/>
+          <w:kern w:val="0"/>
+          <w:szCs w:val="24"/>
+          <w:lang w:eastAsia="fr-FR"/>
+          <w14:ligatures w14:val="none"/>
+        </w:rPr>
+        <w:t xml:space="preserve"> Ok </w:t>
       </w:r>
     </w:p>
     <w:p>
@@ -2501,7 +2846,32 @@
           <w:lang w:eastAsia="fr-FR"/>
           <w14:ligatures w14:val="none"/>
         </w:rPr>
-        <w:t>Faire en sorte que lorsque je tape cmd il affiche dans le terminal taper help pour avoir toutes la liste des cmd</w:t>
+        <w:lastRenderedPageBreak/>
+        <w:t xml:space="preserve">Faire en sorte que lorsque je tape cmd il affiche dans le terminal taper help pour avoir </w:t>
+      </w:r>
+      <w:proofErr w:type="gramStart"/>
+      <w:r>
+        <w:rPr>
+          <w:rFonts w:ascii="Arial" w:eastAsia="Times New Roman" w:hAnsi="Arial" w:cs="Times New Roman"/>
+          <w:kern w:val="0"/>
+          <w:szCs w:val="24"/>
+          <w:highlight w:val="green"/>
+          <w:lang w:eastAsia="fr-FR"/>
+          <w14:ligatures w14:val="none"/>
+        </w:rPr>
+        <w:t>toutes la liste</w:t>
+      </w:r>
+      <w:proofErr w:type="gramEnd"/>
+      <w:r>
+        <w:rPr>
+          <w:rFonts w:ascii="Arial" w:eastAsia="Times New Roman" w:hAnsi="Arial" w:cs="Times New Roman"/>
+          <w:kern w:val="0"/>
+          <w:szCs w:val="24"/>
+          <w:highlight w:val="green"/>
+          <w:lang w:eastAsia="fr-FR"/>
+          <w14:ligatures w14:val="none"/>
+        </w:rPr>
+        <w:t xml:space="preserve"> des cmd</w:t>
       </w:r>
     </w:p>
     <w:p>
@@ -2600,7 +2970,29 @@
           <w:lang w:eastAsia="fr-FR"/>
           <w14:ligatures w14:val="none"/>
         </w:rPr>
-        <w:t xml:space="preserve">OK : testé de la façon suivant </w:t>
+        <w:t xml:space="preserve">OK : testé </w:t>
+      </w:r>
+      <w:proofErr w:type="gramStart"/>
+      <w:r>
+        <w:rPr>
+          <w:rFonts w:ascii="Arial" w:eastAsia="Times New Roman" w:hAnsi="Arial" w:cs="Times New Roman"/>
+          <w:kern w:val="0"/>
+          <w:szCs w:val="24"/>
+          <w:lang w:eastAsia="fr-FR"/>
+          <w14:ligatures w14:val="none"/>
+        </w:rPr>
+        <w:t>de la façon suivant</w:t>
+      </w:r>
+      <w:proofErr w:type="gramEnd"/>
+      <w:r>
+        <w:rPr>
+          <w:rFonts w:ascii="Arial" w:eastAsia="Times New Roman" w:hAnsi="Arial" w:cs="Times New Roman"/>
+          <w:kern w:val="0"/>
+          <w:szCs w:val="24"/>
+          <w:lang w:eastAsia="fr-FR"/>
+          <w14:ligatures w14:val="none"/>
+        </w:rPr>
+        <w:t xml:space="preserve"> </w:t>
       </w:r>
     </w:p>
     <w:p>
@@ -2691,6 +3083,7 @@
         <w:t xml:space="preserve"> rejoint le groupe et </w:t>
       </w:r>
       <w:proofErr w:type="spellStart"/>
+      <w:proofErr w:type="gramStart"/>
       <w:r>
         <w:rPr>
           <w:rFonts w:ascii="Arial" w:eastAsia="Times New Roman" w:hAnsi="Arial" w:cs="Times New Roman"/>
@@ -2702,6 +3095,7 @@
         <w:t>a</w:t>
       </w:r>
       <w:proofErr w:type="spellEnd"/>
+      <w:proofErr w:type="gramEnd"/>
       <w:r>
         <w:rPr>
           <w:rFonts w:ascii="Arial" w:eastAsia="Times New Roman" w:hAnsi="Arial" w:cs="Times New Roman"/>
@@ -3038,7 +3432,31 @@
           <w:lang w:eastAsia="fr-FR"/>
           <w14:ligatures w14:val="none"/>
         </w:rPr>
-        <w:t xml:space="preserve"> Permet de chiffrer les messages dès leur envoi par le client. Le contenu des messages est illisible si interceptés ou lus sur le serveur. Seul les autres clients déchiffrent le message.</w:t>
+        <w:t xml:space="preserve"> Permet de chiffrer les messages dès leur envoi par le client. Le contenu des messages est illisible si interceptés ou lus sur le serveur. </w:t>
+      </w:r>
+      <w:proofErr w:type="gramStart"/>
+      <w:r>
+        <w:rPr>
+          <w:rFonts w:ascii="Arial" w:eastAsia="Times New Roman" w:hAnsi="Arial" w:cs="Times New Roman"/>
+          <w:kern w:val="0"/>
+          <w:szCs w:val="24"/>
+          <w:highlight w:val="green"/>
+          <w:lang w:eastAsia="fr-FR"/>
+          <w14:ligatures w14:val="none"/>
+        </w:rPr>
+        <w:t>Seul les autres clients</w:t>
+      </w:r>
+      <w:proofErr w:type="gramEnd"/>
+      <w:r>
+        <w:rPr>
+          <w:rFonts w:ascii="Arial" w:eastAsia="Times New Roman" w:hAnsi="Arial" w:cs="Times New Roman"/>
+          <w:kern w:val="0"/>
+          <w:szCs w:val="24"/>
+          <w:highlight w:val="green"/>
+          <w:lang w:eastAsia="fr-FR"/>
+          <w14:ligatures w14:val="none"/>
+        </w:rPr>
+        <w:t xml:space="preserve"> déchiffrent le message.</w:t>
       </w:r>
     </w:p>
     <w:p>
